--- a/Attainment_Calculation_Methodology.docx
+++ b/Attainment_Calculation_Methodology.docx
@@ -44,7 +44,7 @@
           <w:color w:val="6B7A8D"/>
           <w:sz w:val="18"/>
         </w:rPr>
-        <w:t>Applies to OBE Course Manager v1.29 (calculations unchanged since v1.20; Group and choice-scheme settings live under each assessment's ⚙ Advanced panel; item Bloom levels and the CA tab are alignment aids and do not enter the attainment mathematics) · © 2026 Prof. Mazharul Islam · CC BY 4.0</w:t>
+        <w:t>Applies to OBE Course Manager v1.86 (core calculations unchanged since v1.20; Group and choice-scheme settings live under each assessment's ⚙ Advanced panel; Class Performance assessments are described in Annex B; item Bloom levels, the CA tab and the PO Indicators of Framework Version 3 are alignment/documentation aids and do not enter the attainment mathematics) · © 2026 Prof. Mazharul Islam · CC BY 4.0</w:t>
       </w:r>
     </w:p>
     <w:p>
@@ -1527,6 +1527,89 @@
         <w:t>offer choice within a CO using equal-mark questions. Then every candidate phantom question is interchangeable, the highest-marks convention becomes irrelevant, and every legal answer pattern samples every CO. This is worth adding to the vetters' checklist.</w:t>
       </w:r>
     </w:p>
+    <w:p>
+      <w:pPr>
+        <w:pStyle w:val="Heading1"/>
+      </w:pPr>
+      <w:r>
+        <w:rPr>
+          <w:rFonts w:ascii="Calibri" w:hAnsi="Calibri"/>
+          <w:color w:val="0A4A40"/>
+        </w:rPr>
+        <w:t>Annex B — v1.79: Class Performance (CP) assessments</w:t>
+      </w:r>
+    </w:p>
+    <w:p>
+      <w:pPr>
+        <w:spacing w:after="120"/>
+      </w:pPr>
+      <w:r>
+        <w:rPr>
+          <w:b w:val="0"/>
+          <w:i w:val="0"/>
+          <w:color w:val="1F2D3D"/>
+        </w:rPr>
+        <w:t>Class performance is difficult to attribute to a single CO, so a CP assessment carries no authored questions. The teacher sets a total (typically 10) and ticks the COs the CP covers; the app maintains one internal item per ticked CO, each holding an equal share of the total (10 over 3 COs = 3.3333 each, stored to four decimals).</w:t>
+      </w:r>
+    </w:p>
+    <w:p>
+      <w:pPr>
+        <w:pStyle w:val="ListBullet"/>
+        <w:spacing w:after="80"/>
+      </w:pPr>
+      <w:r>
+        <w:rPr>
+          <w:b/>
+          <w:i w:val="0"/>
+          <w:color w:val="1F2D3D"/>
+          <w:sz w:val="22"/>
+        </w:rPr>
+        <w:t>One mark per student: the marks grid shows a single CP column per CP assessment. The entered mark is distributed equally over the ticked COs, so every one of them receives the SAME percentage — a CP of 8/10 contributes 80% to each CO it covers.</w:t>
+      </w:r>
+    </w:p>
+    <w:p>
+      <w:pPr>
+        <w:pStyle w:val="ListBullet"/>
+        <w:spacing w:after="80"/>
+      </w:pPr>
+      <w:r>
+        <w:rPr>
+          <w:b/>
+          <w:i w:val="0"/>
+          <w:color w:val="1F2D3D"/>
+          <w:sz w:val="22"/>
+        </w:rPr>
+        <w:t>No new rules: once distributed, the per-CO shares are ordinary mandatory items and follow R1–R2 exactly as any other item. A blank CP cell leaves the student unassessed on those shares rather than scoring zero.</w:t>
+      </w:r>
+    </w:p>
+    <w:p>
+      <w:pPr>
+        <w:pStyle w:val="ListBullet"/>
+        <w:spacing w:after="80"/>
+      </w:pPr>
+      <w:r>
+        <w:rPr>
+          <w:b/>
+          <w:i w:val="0"/>
+          <w:color w:val="1F2D3D"/>
+          <w:sz w:val="22"/>
+        </w:rPr>
+        <w:t>Courses taught in parts: add one CP assessment per part (e.g., “CP — Part A”, “CP — Part B”), each with its own total and its own ticked COs. Each part's teacher fills only their own column, and the shares simply add to the COs they cover.</w:t>
+      </w:r>
+    </w:p>
+    <w:p>
+      <w:pPr>
+        <w:spacing w:after="120"/>
+      </w:pPr>
+      <w:r>
+        <w:rPr>
+          <w:b w:val="0"/>
+          <w:i w:val="0"/>
+          <w:color w:val="1F2D3D"/>
+        </w:rPr>
+        <w:t>Because the split is equal by construction, a CP cannot discriminate between the COs it covers — it raises or lowers them together. Keep the CP total modest relative to the COs' other marks so that genuine, CO-specific evidence continues to dominate each attainment figure.</w:t>
+      </w:r>
+    </w:p>
     <w:sectPr>
       <w:pgSz w:w="12240" w:h="15840"/>
       <w:pgMar w:top="1247" w:right="1361" w:bottom="1247" w:left="1361" w:header="720" w:footer="720" w:gutter="0"/>

--- a/Attainment_Calculation_Methodology.docx
+++ b/Attainment_Calculation_Methodology.docx
@@ -44,7 +44,7 @@
           <w:color w:val="6B7A8D"/>
           <w:sz w:val="18"/>
         </w:rPr>
-        <w:t>Applies to OBE Course Manager v1.86 (core calculations unchanged since v1.20; Group and choice-scheme settings live under each assessment's ⚙ Advanced panel; Class Performance assessments are described in Annex B; item Bloom levels, the CA tab and the PO Indicators of Framework Version 3 are alignment/documentation aids and do not enter the attainment mathematics) · © 2026 Prof. Mazharul Islam · CC BY 4.0</w:t>
+        <w:t>Applies to OBE Course Manager v1.90 (core calculations unchanged since v1.20; Group and choice-scheme settings live under each assessment's ⚙ Advanced panel; Class Performance assessments are described in Annex B; item Bloom levels, the CA tab and the PO Indicators of Framework Version 3 are alignment/documentation aids and do not enter the attainment mathematics) · © 2026 Prof. Mazharul Islam (mazhar17.github.io/MI) · CC BY 4.0</w:t>
       </w:r>
     </w:p>
     <w:p>

--- a/Attainment_Calculation_Methodology.docx
+++ b/Attainment_Calculation_Methodology.docx
@@ -44,7 +44,7 @@
           <w:color w:val="6B7A8D"/>
           <w:sz w:val="18"/>
         </w:rPr>
-        <w:t>Applies to OBE Course Manager v1.90 (core calculations unchanged since v1.20; Group and choice-scheme settings live under each assessment's ⚙ Advanced panel; Class Performance assessments are described in Annex B; item Bloom levels, the CA tab and the PO Indicators of Framework Version 3 are alignment/documentation aids and do not enter the attainment mathematics) · © 2026 Prof. Mazharul Islam (mazhar17.github.io/MI) · CC BY 4.0</w:t>
+        <w:t>Applies to OBE Course Manager v2.02 (core calculations unchanged since v1.20; Group and choice-scheme settings live under each assessment's ⚙ Advanced panel; Class Performance assessments are described in Annex B; item Bloom levels, the CA tab and the PO Indicators of Framework Version 3 are alignment/documentation aids and do not enter the attainment mathematics) · © 2026 Prof. Mazharul Islam (mazhar17.github.io/MI) · CC BY 4.0</w:t>
       </w:r>
     </w:p>
     <w:p>

--- a/Attainment_Calculation_Methodology.docx
+++ b/Attainment_Calculation_Methodology.docx
@@ -44,7 +44,7 @@
           <w:color w:val="6B7A8D"/>
           <w:sz w:val="18"/>
         </w:rPr>
-        <w:t>Applies to OBE Course Manager v2.02 (core calculations unchanged since v1.20; Group and choice-scheme settings live under each assessment's ⚙ Advanced panel; Class Performance assessments are described in Annex B; item Bloom levels, the CA tab and the PO Indicators of Framework Version 3 are alignment/documentation aids and do not enter the attainment mathematics) · © 2026 Prof. Mazharul Islam (mazhar17.github.io/MI) · CC BY 4.0</w:t>
+        <w:t>Applies to OBE Course Manager v2.08 (core calculations unchanged since v1.20; Group and choice-scheme settings live under each assessment's ⚙ Advanced panel; Class Performance assessments are described in Annex B; item Bloom levels, the CA tab and the PO Indicators of Framework Version 3 are alignment/documentation aids and do not enter the attainment mathematics) · © 2026 Prof. Mazharul Islam (mazhar17.github.io/MI) · CC BY 4.0</w:t>
       </w:r>
     </w:p>
     <w:p>

--- a/Attainment_Calculation_Methodology.docx
+++ b/Attainment_Calculation_Methodology.docx
@@ -44,7 +44,7 @@
           <w:color w:val="6B7A8D"/>
           <w:sz w:val="18"/>
         </w:rPr>
-        <w:t>Applies to OBE Course Manager v2.08 (core calculations unchanged since v1.20; Group and choice-scheme settings live under each assessment's ⚙ Advanced panel; Class Performance assessments are described in Annex B; item Bloom levels, the CA tab and the PO Indicators of Framework Version 3 are alignment/documentation aids and do not enter the attainment mathematics) · © 2026 Prof. Mazharul Islam (mazhar17.github.io/MI) · CC BY 4.0</w:t>
+        <w:t>Applies to OBE Course Manager v2.10 (core calculations unchanged since v1.20; Group and choice-scheme settings live under each assessment's ⚙ Advanced panel; Class Performance assessments are described in Annex B; item Bloom levels, the CA tab and the PO Indicators of Framework Version 3 are alignment/documentation aids and do not enter the attainment mathematics) · © 2026 Prof. Mazharul Islam (mazhar17.github.io/MI) · CC BY 4.0</w:t>
       </w:r>
     </w:p>
     <w:p>

--- a/Attainment_Calculation_Methodology.docx
+++ b/Attainment_Calculation_Methodology.docx
@@ -44,7 +44,7 @@
           <w:color w:val="6B7A8D"/>
           <w:sz w:val="18"/>
         </w:rPr>
-        <w:t>Applies to OBE Course Manager v2.10 (core calculations unchanged since v1.20; Group and choice-scheme settings live under each assessment's ⚙ Advanced panel; Class Performance assessments are described in Annex B; item Bloom levels, the CA tab and the PO Indicators of Framework Version 3 are alignment/documentation aids and do not enter the attainment mathematics) · © 2026 Prof. Mazharul Islam (mazhar17.github.io/MI) · CC BY 4.0</w:t>
+        <w:t>Applies to OBE Course Manager v2.19 (core calculations unchanged since v1.20; Group and choice-scheme settings live under each assessment's ⚙ Advanced panel; Class Performance assessments are described in Annex B; item Bloom levels, the CA tab and the PO Indicators of Framework Version 3 are alignment/documentation aids and do not enter the attainment mathematics) · © 2026 Prof. Mazharul Islam (mazhar17.github.io/MI) · CC BY 4.0</w:t>
       </w:r>
     </w:p>
     <w:p>

--- a/Attainment_Calculation_Methodology.docx
+++ b/Attainment_Calculation_Methodology.docx
@@ -44,7 +44,7 @@
           <w:color w:val="6B7A8D"/>
           <w:sz w:val="18"/>
         </w:rPr>
-        <w:t>Applies to OBE Course Manager v2.19 (core calculations unchanged since v1.20; Group and choice-scheme settings live under each assessment's ⚙ Advanced panel; Class Performance assessments are described in Annex B; item Bloom levels, the CA tab and the PO Indicators of Framework Version 3 are alignment/documentation aids and do not enter the attainment mathematics) · © 2026 Prof. Mazharul Islam (mazhar17.github.io/MI) · CC BY 4.0</w:t>
+        <w:t>Applies to OBE Course Manager v2.20 (core calculations unchanged since v1.20; Group and choice-scheme settings live under each assessment's ⚙ Advanced panel; Class Performance assessments are described in Annex B; item Bloom levels, the CA tab and the PO Indicators of Framework Version 3 are alignment/documentation aids and do not enter the attainment mathematics) · © 2026 Prof. Mazharul Islam (mazhar17.github.io/MI) · CC BY 4.0</w:t>
       </w:r>
     </w:p>
     <w:p>

--- a/Attainment_Calculation_Methodology.docx
+++ b/Attainment_Calculation_Methodology.docx
@@ -44,7 +44,7 @@
           <w:color w:val="6B7A8D"/>
           <w:sz w:val="18"/>
         </w:rPr>
-        <w:t>Applies to OBE Course Manager v2.20 (core calculations unchanged since v1.20; Group and choice-scheme settings live under each assessment's ⚙ Advanced panel; Class Performance assessments are described in Annex B; item Bloom levels, the CA tab and the PO Indicators of Framework Version 3 are alignment/documentation aids and do not enter the attainment mathematics) · © 2026 Prof. Mazharul Islam (mazhar17.github.io/MI) · CC BY 4.0</w:t>
+        <w:t>Applies to OBE Course Manager v2.21 (core calculations unchanged since v1.20; Group and choice-scheme settings live under each assessment's ⚙ Advanced panel; Class Performance assessments are described in Annex B; item Bloom levels, the CA tab and the PO Indicators of Framework Version 3 are alignment/documentation aids and do not enter the attainment mathematics) · © 2026 Prof. Mazharul Islam (mazhar17.github.io/MI) · CC BY 4.0</w:t>
       </w:r>
     </w:p>
     <w:p>

--- a/Attainment_Calculation_Methodology.docx
+++ b/Attainment_Calculation_Methodology.docx
@@ -44,7 +44,7 @@
           <w:color w:val="6B7A8D"/>
           <w:sz w:val="18"/>
         </w:rPr>
-        <w:t>Applies to OBE Course Manager v2.21 (core calculations unchanged since v1.20; Group and choice-scheme settings live under each assessment's ⚙ Advanced panel; Class Performance assessments are described in Annex B; item Bloom levels, the CA tab and the PO Indicators of Framework Version 3 are alignment/documentation aids and do not enter the attainment mathematics) · © 2026 Prof. Mazharul Islam (mazhar17.github.io/MI) · CC BY 4.0</w:t>
+        <w:t>Applies to OBE Course Manager v2.22 (core calculations unchanged since v1.20; Group and choice-scheme settings live under each assessment's ⚙ Advanced panel; Class Performance assessments are described in Annex B; item Bloom levels, the CA tab and the PO Indicators of Framework Version 3 are alignment/documentation aids and do not enter the attainment mathematics) · © 2026 Prof. Mazharul Islam (mazhar17.github.io/MI) · CC BY 4.0</w:t>
       </w:r>
     </w:p>
     <w:p>

--- a/Attainment_Calculation_Methodology.docx
+++ b/Attainment_Calculation_Methodology.docx
@@ -44,7 +44,7 @@
           <w:color w:val="6B7A8D"/>
           <w:sz w:val="18"/>
         </w:rPr>
-        <w:t>Applies to OBE Course Manager v2.22 (core calculations unchanged since v1.20; Group and choice-scheme settings live under each assessment's ⚙ Advanced panel; Class Performance assessments are described in Annex B; item Bloom levels, the CA tab and the PO Indicators of Framework Version 3 are alignment/documentation aids and do not enter the attainment mathematics) · © 2026 Prof. Mazharul Islam (mazhar17.github.io/MI) · CC BY 4.0</w:t>
+        <w:t>Applies to OBE Course Manager v2.24 (core calculations unchanged since v1.20; Group and choice-scheme settings live under each assessment's ⚙ Advanced panel; Class Performance assessments are described in Annex B; item Bloom levels, the CA tab and the PO Indicators of Framework Version 3 are alignment/documentation aids and do not enter the attainment mathematics) · © 2026 Prof. Mazharul Islam (mazhar17.github.io/MI) · CC BY 4.0</w:t>
       </w:r>
     </w:p>
     <w:p>

--- a/Attainment_Calculation_Methodology.docx
+++ b/Attainment_Calculation_Methodology.docx
@@ -44,7 +44,7 @@
           <w:color w:val="6B7A8D"/>
           <w:sz w:val="18"/>
         </w:rPr>
-        <w:t>Applies to OBE Course Manager v2.24 (core calculations unchanged since v1.20; Group and choice-scheme settings live under each assessment's ⚙ Advanced panel; Class Performance assessments are described in Annex B; item Bloom levels, the CA tab and the PO Indicators of Framework Version 3 are alignment/documentation aids and do not enter the attainment mathematics) · © 2026 Prof. Mazharul Islam (mazhar17.github.io/MI) · CC BY 4.0</w:t>
+        <w:t>Applies to OBE Course Manager v2.36 (core calculations unchanged since v1.20; Group and choice-scheme settings live under each assessment's ⚙ Advanced panel; Class Performance assessments are described in Annex B; item Bloom levels, the CA tab and the PO Indicators of Framework Version 3 are alignment/documentation aids and do not enter the attainment mathematics) · © 2026 Prof. Mazharul Islam (mazhar17.github.io/MI) · CC BY 4.0</w:t>
       </w:r>
     </w:p>
     <w:p>

--- a/Attainment_Calculation_Methodology.docx
+++ b/Attainment_Calculation_Methodology.docx
@@ -44,7 +44,7 @@
           <w:color w:val="6B7A8D"/>
           <w:sz w:val="18"/>
         </w:rPr>
-        <w:t>Applies to OBE Course Manager v2.36 (core calculations unchanged since v1.20; Group and choice-scheme settings live under each assessment's ⚙ Advanced panel; Class Performance assessments are described in Annex B; item Bloom levels, the CA tab and the PO Indicators of Framework Version 3 are alignment/documentation aids and do not enter the attainment mathematics) · © 2026 Prof. Mazharul Islam (mazhar17.github.io/MI) · CC BY 4.0</w:t>
+        <w:t>Applies to OBE Course Manager v2.37 (core calculations unchanged since v1.20; Group and choice-scheme settings live under each assessment's ⚙ Advanced panel; Class Performance assessments are described in Annex B; item Bloom levels, the CA tab and the PO Indicators of Framework Version 3 are alignment/documentation aids and do not enter the attainment mathematics) · © 2026 Prof. Mazharul Islam (mazhar17.github.io/MI) · CC BY 4.0</w:t>
       </w:r>
     </w:p>
     <w:p>
